--- a/templates/TemplateOrderExecuteOrPrepAudit2026.docx
+++ b/templates/TemplateOrderExecuteOrPrepAudit2026.docx
@@ -89,12 +89,18 @@
         <w:spacing w:line="214" w:lineRule="auto"/>
         <w:rPr>
           <w:rFonts w:ascii="SB Sans Text Semibold" w:hAnsi="SB Sans Text Semibold" w:cs="SB Sans Text Semibold"/>
-          <w:b/>
-          <w:bCs/>
-          <w:color w:val="000000" w:themeColor="text1"/>
-          <w:lang w:val="en-US"/>
-        </w:rPr>
-      </w:pPr>
+          <w:color w:val="000000" w:themeColor="text1"/>
+          <w:lang w:val="en-US"/>
+        </w:rPr>
+      </w:pPr>
+      <w:r>
+        <w:rPr>
+          <w:rFonts w:ascii="SB Sans Text Semibold" w:hAnsi="SB Sans Text Semibold" w:cs="SB Sans Text Semibold"/>
+          <w:color w:val="000000" w:themeColor="text1"/>
+          <w:lang w:val="en-US"/>
+        </w:rPr>
+        <w:t>{#showTB}</w:t>
+      </w:r>
     </w:p>
     <w:p>
       <w:pPr>
@@ -104,8 +110,6 @@
         <w:spacing w:line="214" w:lineRule="auto"/>
         <w:rPr>
           <w:rFonts w:ascii="SB Sans Text Semibold" w:hAnsi="SB Sans Text Semibold" w:cs="SB Sans Text Semibold"/>
-          <w:b/>
-          <w:bCs/>
           <w:color w:val="000000" w:themeColor="text1"/>
           <w:lang w:val="en-US"/>
         </w:rPr>
@@ -113,12 +117,28 @@
       <w:r>
         <w:rPr>
           <w:rFonts w:ascii="SB Sans Text Semibold" w:hAnsi="SB Sans Text Semibold" w:cs="SB Sans Text Semibold"/>
-          <w:b/>
-          <w:bCs/>
-          <w:color w:val="000000" w:themeColor="text1"/>
-          <w:lang w:val="en-US"/>
-        </w:rPr>
-        <w:t>{#showTB}</w:t>
+          <w:color w:val="000000" w:themeColor="text1"/>
+          <w:lang w:val="en-US"/>
+        </w:rPr>
+        <w:t>{</w:t>
+      </w:r>
+      <w:proofErr w:type="spellStart"/>
+      <w:r>
+        <w:rPr>
+          <w:rFonts w:ascii="SB Sans Text Semibold" w:hAnsi="SB Sans Text Semibold" w:cs="SB Sans Text Semibold"/>
+          <w:color w:val="000000" w:themeColor="text1"/>
+          <w:lang w:val="en-US"/>
+        </w:rPr>
+        <w:t>TB_full_name</w:t>
+      </w:r>
+      <w:proofErr w:type="spellEnd"/>
+      <w:r>
+        <w:rPr>
+          <w:rFonts w:ascii="SB Sans Text Semibold" w:hAnsi="SB Sans Text Semibold" w:cs="SB Sans Text Semibold"/>
+          <w:color w:val="000000" w:themeColor="text1"/>
+          <w:lang w:val="en-US"/>
+        </w:rPr>
+        <w:t>}</w:t>
       </w:r>
     </w:p>
     <w:p>
@@ -129,44 +149,12 @@
         <w:spacing w:line="214" w:lineRule="auto"/>
         <w:rPr>
           <w:rFonts w:ascii="SB Sans Text Semibold" w:hAnsi="SB Sans Text Semibold" w:cs="SB Sans Text Semibold"/>
-          <w:b/>
-          <w:bCs/>
-          <w:color w:val="000000" w:themeColor="text1"/>
-          <w:lang w:val="en-US"/>
-        </w:rPr>
-      </w:pPr>
-      <w:r>
-        <w:rPr>
-          <w:rFonts w:ascii="SB Sans Text Semibold" w:hAnsi="SB Sans Text Semibold" w:cs="SB Sans Text Semibold"/>
-          <w:b/>
-          <w:bCs/>
-          <w:color w:val="000000" w:themeColor="text1"/>
-          <w:lang w:val="en-US"/>
-        </w:rPr>
-        <w:t>{</w:t>
-      </w:r>
-      <w:proofErr w:type="spellStart"/>
-      <w:r>
-        <w:rPr>
-          <w:rFonts w:ascii="SB Sans Text Semibold" w:hAnsi="SB Sans Text Semibold" w:cs="SB Sans Text Semibold"/>
-          <w:b/>
-          <w:bCs/>
-          <w:color w:val="000000" w:themeColor="text1"/>
-          <w:lang w:val="en-US"/>
-        </w:rPr>
-        <w:t>TB_full_name</w:t>
-      </w:r>
-      <w:proofErr w:type="spellEnd"/>
-      <w:r>
-        <w:rPr>
-          <w:rFonts w:ascii="SB Sans Text Semibold" w:hAnsi="SB Sans Text Semibold" w:cs="SB Sans Text Semibold"/>
-          <w:b/>
-          <w:bCs/>
-          <w:color w:val="000000" w:themeColor="text1"/>
-          <w:lang w:val="en-US"/>
-        </w:rPr>
-        <w:t>}</w:t>
-      </w:r>
+          <w:color w:val="000000" w:themeColor="text1"/>
+          <w:sz w:val="20"/>
+          <w:szCs w:val="20"/>
+          <w:lang w:val="en-US"/>
+        </w:rPr>
+      </w:pPr>
     </w:p>
     <w:p>
       <w:pPr>
@@ -176,8 +164,6 @@
         <w:spacing w:line="214" w:lineRule="auto"/>
         <w:rPr>
           <w:rFonts w:ascii="SB Sans Text Semibold" w:hAnsi="SB Sans Text Semibold" w:cs="SB Sans Text Semibold"/>
-          <w:b/>
-          <w:bCs/>
           <w:color w:val="000000" w:themeColor="text1"/>
           <w:lang w:val="en-US"/>
         </w:rPr>
@@ -185,8 +171,6 @@
       <w:r>
         <w:rPr>
           <w:rFonts w:ascii="SB Sans Text Semibold" w:hAnsi="SB Sans Text Semibold" w:cs="SB Sans Text Semibold"/>
-          <w:b/>
-          <w:bCs/>
           <w:color w:val="000000" w:themeColor="text1"/>
           <w:lang w:val="en-US"/>
         </w:rPr>
@@ -196,8 +180,6 @@
       <w:r>
         <w:rPr>
           <w:rFonts w:ascii="SB Sans Text Semibold" w:hAnsi="SB Sans Text Semibold" w:cs="SB Sans Text Semibold"/>
-          <w:b/>
-          <w:bCs/>
           <w:color w:val="000000" w:themeColor="text1"/>
           <w:lang w:val="en-US"/>
         </w:rPr>
@@ -207,8 +189,6 @@
       <w:r>
         <w:rPr>
           <w:rFonts w:ascii="SB Sans Text Semibold" w:hAnsi="SB Sans Text Semibold" w:cs="SB Sans Text Semibold"/>
-          <w:b/>
-          <w:bCs/>
           <w:color w:val="000000" w:themeColor="text1"/>
           <w:lang w:val="en-US"/>
         </w:rPr>
@@ -223,12 +203,147 @@
         <w:spacing w:line="214" w:lineRule="auto"/>
         <w:rPr>
           <w:rFonts w:ascii="SB Sans Text Semibold" w:hAnsi="SB Sans Text Semibold" w:cs="SB Sans Text Semibold"/>
-          <w:b/>
-          <w:bCs/>
-          <w:color w:val="000000" w:themeColor="text1"/>
-          <w:lang w:val="en-US"/>
-        </w:rPr>
-      </w:pPr>
+          <w:color w:val="000000" w:themeColor="text1"/>
+          <w:sz w:val="20"/>
+          <w:szCs w:val="20"/>
+          <w:lang w:val="en-US"/>
+        </w:rPr>
+      </w:pPr>
+      <w:r>
+        <w:rPr>
+          <w:rFonts w:ascii="SB Sans Text Semibold" w:hAnsi="SB Sans Text Semibold" w:cs="SB Sans Text Semibold"/>
+          <w:color w:val="000000" w:themeColor="text1"/>
+        </w:rPr>
+        <w:t>УПРАВЛЕНИЕ</w:t>
+      </w:r>
+      <w:r>
+        <w:rPr>
+          <w:rFonts w:ascii="SB Sans Text Semibold" w:hAnsi="SB Sans Text Semibold" w:cs="SB Sans Text Semibold"/>
+          <w:color w:val="000000" w:themeColor="text1"/>
+          <w:lang w:val="en-US"/>
+        </w:rPr>
+        <w:t xml:space="preserve"> </w:t>
+      </w:r>
+      <w:r>
+        <w:rPr>
+          <w:rFonts w:ascii="SB Sans Text Semibold" w:hAnsi="SB Sans Text Semibold" w:cs="SB Sans Text Semibold"/>
+          <w:color w:val="000000" w:themeColor="text1"/>
+        </w:rPr>
+        <w:t>ВНУТРЕННЕГО</w:t>
+      </w:r>
+      <w:r>
+        <w:rPr>
+          <w:rFonts w:ascii="SB Sans Text Semibold" w:hAnsi="SB Sans Text Semibold" w:cs="SB Sans Text Semibold"/>
+          <w:color w:val="000000" w:themeColor="text1"/>
+          <w:lang w:val="en-US"/>
+        </w:rPr>
+        <w:t xml:space="preserve"> </w:t>
+      </w:r>
+      <w:r>
+        <w:rPr>
+          <w:rFonts w:ascii="SB Sans Text Semibold" w:hAnsi="SB Sans Text Semibold" w:cs="SB Sans Text Semibold"/>
+          <w:color w:val="000000" w:themeColor="text1"/>
+        </w:rPr>
+        <w:t>АУДИТА</w:t>
+      </w:r>
+      <w:r>
+        <w:rPr>
+          <w:rFonts w:ascii="SB Sans Text Semibold" w:hAnsi="SB Sans Text Semibold" w:cs="SB Sans Text Semibold"/>
+          <w:color w:val="000000" w:themeColor="text1"/>
+          <w:lang w:val="en-US"/>
+        </w:rPr>
+        <w:t xml:space="preserve"> </w:t>
+      </w:r>
+      <w:r>
+        <w:rPr>
+          <w:rFonts w:ascii="SB Sans Text Semibold" w:hAnsi="SB Sans Text Semibold" w:cs="SB Sans Text Semibold"/>
+          <w:color w:val="000000" w:themeColor="text1"/>
+          <w:lang w:val="en-US"/>
+        </w:rPr>
+        <w:t>{#</w:t>
+      </w:r>
+      <w:proofErr w:type="gramStart"/>
+      <w:r>
+        <w:rPr>
+          <w:rFonts w:ascii="SB Sans Text Semibold" w:hAnsi="SB Sans Text Semibold" w:cs="SB Sans Text Semibold"/>
+          <w:color w:val="000000" w:themeColor="text1"/>
+          <w:lang w:val="en-US"/>
+        </w:rPr>
+        <w:t>showTB</w:t>
+      </w:r>
+      <w:r>
+        <w:rPr>
+          <w:rFonts w:ascii="SB Sans Text Semibold" w:hAnsi="SB Sans Text Semibold" w:cs="SB Sans Text Semibold"/>
+          <w:color w:val="000000" w:themeColor="text1"/>
+          <w:lang w:val="en-US"/>
+        </w:rPr>
+        <w:t>}{</w:t>
+      </w:r>
+      <w:proofErr w:type="gramEnd"/>
+      <w:r>
+        <w:rPr>
+          <w:rFonts w:ascii="SB Sans Text Semibold" w:hAnsi="SB Sans Text Semibold" w:cs="SB Sans Text Semibold"/>
+          <w:color w:val="000000" w:themeColor="text1"/>
+          <w:lang w:val="en-US"/>
+        </w:rPr>
+        <w:t>TB</w:t>
+      </w:r>
+      <w:r>
+        <w:rPr>
+          <w:rFonts w:ascii="SB Sans Text Semibold" w:hAnsi="SB Sans Text Semibold" w:cs="SB Sans Text Semibold"/>
+          <w:color w:val="000000" w:themeColor="text1"/>
+          <w:lang w:val="en-US"/>
+        </w:rPr>
+        <w:t>_</w:t>
+      </w:r>
+      <w:r>
+        <w:rPr>
+          <w:rFonts w:ascii="SB Sans Text Semibold" w:hAnsi="SB Sans Text Semibold" w:cs="SB Sans Text Semibold"/>
+          <w:color w:val="000000" w:themeColor="text1"/>
+          <w:lang w:val="en-US"/>
+        </w:rPr>
+        <w:t>full</w:t>
+      </w:r>
+      <w:r>
+        <w:rPr>
+          <w:rFonts w:ascii="SB Sans Text Semibold" w:hAnsi="SB Sans Text Semibold" w:cs="SB Sans Text Semibold"/>
+          <w:color w:val="000000" w:themeColor="text1"/>
+          <w:lang w:val="en-US"/>
+        </w:rPr>
+        <w:t>_</w:t>
+      </w:r>
+      <w:r>
+        <w:rPr>
+          <w:rFonts w:ascii="SB Sans Text Semibold" w:hAnsi="SB Sans Text Semibold" w:cs="SB Sans Text Semibold"/>
+          <w:color w:val="000000" w:themeColor="text1"/>
+          <w:lang w:val="en-US"/>
+        </w:rPr>
+        <w:t>name</w:t>
+      </w:r>
+      <w:r>
+        <w:rPr>
+          <w:rFonts w:ascii="SB Sans Text Semibold" w:hAnsi="SB Sans Text Semibold" w:cs="SB Sans Text Semibold"/>
+          <w:color w:val="000000" w:themeColor="text1"/>
+          <w:lang w:val="en-US"/>
+        </w:rPr>
+        <w:t>2}{/</w:t>
+      </w:r>
+      <w:r>
+        <w:rPr>
+          <w:rFonts w:ascii="SB Sans Text Semibold" w:hAnsi="SB Sans Text Semibold" w:cs="SB Sans Text Semibold"/>
+          <w:color w:val="000000" w:themeColor="text1"/>
+          <w:lang w:val="en-US"/>
+        </w:rPr>
+        <w:t>showTB</w:t>
+      </w:r>
+      <w:r>
+        <w:rPr>
+          <w:rFonts w:ascii="SB Sans Text Semibold" w:hAnsi="SB Sans Text Semibold" w:cs="SB Sans Text Semibold"/>
+          <w:color w:val="000000" w:themeColor="text1"/>
+          <w:lang w:val="en-US"/>
+        </w:rPr>
+        <w:t>}</w:t>
+      </w:r>
     </w:p>
     <w:p>
       <w:pPr>
@@ -238,103 +353,12 @@
         <w:spacing w:line="214" w:lineRule="auto"/>
         <w:rPr>
           <w:rFonts w:ascii="SB Sans Text Semibold" w:hAnsi="SB Sans Text Semibold" w:cs="SB Sans Text Semibold"/>
-          <w:b/>
-          <w:bCs/>
           <w:color w:val="000000" w:themeColor="text1"/>
           <w:sz w:val="20"/>
           <w:szCs w:val="20"/>
           <w:lang w:val="en-US"/>
         </w:rPr>
       </w:pPr>
-      <w:r>
-        <w:rPr>
-          <w:rFonts w:ascii="SB Sans Text Semibold" w:hAnsi="SB Sans Text Semibold" w:cs="SB Sans Text Semibold"/>
-          <w:b/>
-          <w:bCs/>
-          <w:color w:val="000000" w:themeColor="text1"/>
-        </w:rPr>
-        <w:t>УПРАВЛЕНИЕ</w:t>
-      </w:r>
-      <w:r>
-        <w:rPr>
-          <w:rFonts w:ascii="SB Sans Text Semibold" w:hAnsi="SB Sans Text Semibold" w:cs="SB Sans Text Semibold"/>
-          <w:b/>
-          <w:bCs/>
-          <w:color w:val="000000" w:themeColor="text1"/>
-          <w:lang w:val="en-US"/>
-        </w:rPr>
-        <w:t xml:space="preserve"> </w:t>
-      </w:r>
-      <w:r>
-        <w:rPr>
-          <w:rFonts w:ascii="SB Sans Text Semibold" w:hAnsi="SB Sans Text Semibold" w:cs="SB Sans Text Semibold"/>
-          <w:b/>
-          <w:bCs/>
-          <w:color w:val="000000" w:themeColor="text1"/>
-        </w:rPr>
-        <w:t>ВНУТРЕННЕГО</w:t>
-      </w:r>
-      <w:r>
-        <w:rPr>
-          <w:rFonts w:ascii="SB Sans Text Semibold" w:hAnsi="SB Sans Text Semibold" w:cs="SB Sans Text Semibold"/>
-          <w:b/>
-          <w:bCs/>
-          <w:color w:val="000000" w:themeColor="text1"/>
-          <w:lang w:val="en-US"/>
-        </w:rPr>
-        <w:t xml:space="preserve"> </w:t>
-      </w:r>
-      <w:r>
-        <w:rPr>
-          <w:rFonts w:ascii="SB Sans Text Semibold" w:hAnsi="SB Sans Text Semibold" w:cs="SB Sans Text Semibold"/>
-          <w:b/>
-          <w:bCs/>
-          <w:color w:val="000000" w:themeColor="text1"/>
-        </w:rPr>
-        <w:t>АУДИТА</w:t>
-      </w:r>
-      <w:r>
-        <w:rPr>
-          <w:rFonts w:ascii="SB Sans Text Semibold" w:hAnsi="SB Sans Text Semibold" w:cs="SB Sans Text Semibold"/>
-          <w:b/>
-          <w:bCs/>
-          <w:color w:val="000000" w:themeColor="text1"/>
-          <w:lang w:val="en-US"/>
-        </w:rPr>
-        <w:t xml:space="preserve"> </w:t>
-      </w:r>
-      <w:r>
-        <w:rPr>
-          <w:rFonts w:ascii="SB Sans Text Semibold" w:hAnsi="SB Sans Text Semibold" w:cs="SB Sans Text Semibold"/>
-          <w:b/>
-          <w:bCs/>
-          <w:color w:val="000000" w:themeColor="text1"/>
-          <w:lang w:val="en-US"/>
-        </w:rPr>
-        <w:t>{#</w:t>
-      </w:r>
-      <w:proofErr w:type="gramStart"/>
-      <w:r>
-        <w:rPr>
-          <w:rFonts w:ascii="SB Sans Text Semibold" w:hAnsi="SB Sans Text Semibold" w:cs="SB Sans Text Semibold"/>
-          <w:b/>
-          <w:bCs/>
-          <w:color w:val="000000" w:themeColor="text1"/>
-          <w:lang w:val="en-US"/>
-        </w:rPr>
-        <w:t>showTB}{</w:t>
-      </w:r>
-      <w:proofErr w:type="gramEnd"/>
-      <w:r>
-        <w:rPr>
-          <w:rFonts w:ascii="SB Sans Text Semibold" w:hAnsi="SB Sans Text Semibold" w:cs="SB Sans Text Semibold"/>
-          <w:b/>
-          <w:bCs/>
-          <w:color w:val="000000" w:themeColor="text1"/>
-          <w:lang w:val="en-US"/>
-        </w:rPr>
-        <w:t>TB_full_name2}{/showTB}</w:t>
-      </w:r>
     </w:p>
     <w:p>
       <w:pPr>
@@ -344,12 +368,16 @@
         <w:spacing w:line="214" w:lineRule="auto"/>
         <w:rPr>
           <w:rFonts w:ascii="SB Sans Text Semibold" w:hAnsi="SB Sans Text Semibold" w:cs="SB Sans Text Semibold"/>
-          <w:b/>
-          <w:bCs/>
-          <w:color w:val="000000" w:themeColor="text1"/>
-          <w:lang w:val="en-US"/>
-        </w:rPr>
-      </w:pPr>
+          <w:color w:val="000000" w:themeColor="text1"/>
+        </w:rPr>
+      </w:pPr>
+      <w:r>
+        <w:rPr>
+          <w:rFonts w:ascii="SB Sans Text Semibold" w:hAnsi="SB Sans Text Semibold" w:cs="SB Sans Text Semibold"/>
+          <w:color w:val="000000" w:themeColor="text1"/>
+        </w:rPr>
+        <w:t>РАСПОРЯЖЕНИЕ</w:t>
+      </w:r>
     </w:p>
     <w:p>
       <w:pPr>
@@ -359,20 +387,10 @@
         <w:spacing w:line="214" w:lineRule="auto"/>
         <w:rPr>
           <w:rFonts w:ascii="SB Sans Text Semibold" w:hAnsi="SB Sans Text Semibold" w:cs="SB Sans Text Semibold"/>
-          <w:b/>
-          <w:bCs/>
-          <w:color w:val="000000" w:themeColor="text1"/>
-        </w:rPr>
-      </w:pPr>
-      <w:r>
-        <w:rPr>
-          <w:rFonts w:ascii="SB Sans Text Semibold" w:hAnsi="SB Sans Text Semibold" w:cs="SB Sans Text Semibold"/>
-          <w:b/>
-          <w:bCs/>
-          <w:color w:val="000000" w:themeColor="text1"/>
-        </w:rPr>
-        <w:t>РАСПОРЯЖЕНИЕ</w:t>
-      </w:r>
+          <w:sz w:val="20"/>
+          <w:szCs w:val="20"/>
+        </w:rPr>
+      </w:pPr>
     </w:p>
     <w:p>
       <w:pPr>
@@ -390,19 +408,6 @@
     <w:p>
       <w:pPr>
         <w:widowControl w:val="0"/>
-        <w:overflowPunct w:val="0"/>
-        <w:adjustRightInd w:val="0"/>
-        <w:spacing w:line="214" w:lineRule="auto"/>
-        <w:rPr>
-          <w:rFonts w:ascii="SB Sans Text Semibold" w:hAnsi="SB Sans Text Semibold" w:cs="SB Sans Text Semibold"/>
-          <w:sz w:val="20"/>
-          <w:szCs w:val="20"/>
-        </w:rPr>
-      </w:pPr>
-    </w:p>
-    <w:p>
-      <w:pPr>
-        <w:widowControl w:val="0"/>
         <w:rPr>
           <w:rFonts w:cs="SBSansText-Regular"/>
           <w:sz w:val="18"/>
@@ -457,6 +462,8 @@
         <w:autoSpaceDN w:val="0"/>
         <w:rPr>
           <w:rFonts w:ascii="Times New Roman" w:hAnsi="Times New Roman"/>
+          <w:sz w:val="20"/>
+          <w:szCs w:val="20"/>
         </w:rPr>
       </w:pPr>
     </w:p>
@@ -466,13 +473,17 @@
         <w:autoSpaceDN w:val="0"/>
         <w:rPr>
           <w:rFonts w:ascii="Times New Roman" w:hAnsi="Times New Roman"/>
-        </w:rPr>
-      </w:pPr>
-    </w:p>
-    <w:p>
-      <w:pPr>
-        <w:rPr>
-          <w:rFonts w:ascii="Times New Roman" w:hAnsi="Times New Roman"/>
+          <w:sz w:val="20"/>
+          <w:szCs w:val="20"/>
+        </w:rPr>
+      </w:pPr>
+    </w:p>
+    <w:p>
+      <w:pPr>
+        <w:rPr>
+          <w:rFonts w:ascii="Times New Roman" w:hAnsi="Times New Roman"/>
+          <w:sz w:val="20"/>
+          <w:szCs w:val="20"/>
         </w:rPr>
       </w:pPr>
     </w:p>
@@ -484,6 +495,8 @@
           <w:rFonts w:ascii="Times New Roman" w:hAnsi="Times New Roman"/>
           <w:iCs/>
           <w:color w:val="000000" w:themeColor="text1"/>
+          <w:sz w:val="20"/>
+          <w:szCs w:val="20"/>
         </w:rPr>
       </w:pPr>
     </w:p>
@@ -599,8 +612,6 @@
           <w:bCs/>
           <w:iCs/>
           <w:color w:val="000000" w:themeColor="text1"/>
-          <w:sz w:val="20"/>
-          <w:szCs w:val="20"/>
         </w:rPr>
       </w:pPr>
     </w:p>
@@ -613,8 +624,6 @@
           <w:bCs/>
           <w:iCs/>
           <w:color w:val="000000" w:themeColor="text1"/>
-          <w:sz w:val="20"/>
-          <w:szCs w:val="20"/>
         </w:rPr>
       </w:pPr>
     </w:p>
@@ -1594,7 +1603,37 @@
           <w:rFonts w:ascii="Times New Roman" w:hAnsi="Times New Roman"/>
           <w:color w:val="000000" w:themeColor="text1"/>
         </w:rPr>
-        <w:t xml:space="preserve"> в соответствии с Приложением 1 к настоящему Распоряжению.</w:t>
+        <w:t xml:space="preserve"> в соответствии с Приложением </w:t>
+      </w:r>
+      <w:r>
+        <w:rPr>
+          <w:rFonts w:ascii="Times New Roman" w:hAnsi="Times New Roman"/>
+          <w:color w:val="000000" w:themeColor="text1"/>
+        </w:rPr>
+        <w:t>{</w:t>
+      </w:r>
+      <w:proofErr w:type="spellStart"/>
+      <w:r>
+        <w:rPr>
+          <w:rFonts w:ascii="Times New Roman" w:hAnsi="Times New Roman"/>
+          <w:color w:val="000000" w:themeColor="text1"/>
+        </w:rPr>
+        <w:t>pril_emp</w:t>
+      </w:r>
+      <w:proofErr w:type="spellEnd"/>
+      <w:r>
+        <w:rPr>
+          <w:rFonts w:ascii="Times New Roman" w:hAnsi="Times New Roman"/>
+          <w:color w:val="000000" w:themeColor="text1"/>
+        </w:rPr>
+        <w:t>}</w:t>
+      </w:r>
+      <w:r>
+        <w:rPr>
+          <w:rFonts w:ascii="Times New Roman" w:hAnsi="Times New Roman"/>
+          <w:color w:val="000000" w:themeColor="text1"/>
+        </w:rPr>
+        <w:t xml:space="preserve"> к настоящему Распоряжению.</w:t>
       </w:r>
     </w:p>
     <w:p>
@@ -2481,7 +2520,37 @@
           <w:rFonts w:ascii="Times New Roman" w:hAnsi="Times New Roman"/>
           <w:b/>
         </w:rPr>
-        <w:t xml:space="preserve"> 1 </w:t>
+        <w:t xml:space="preserve"> </w:t>
+      </w:r>
+      <w:r>
+        <w:rPr>
+          <w:rFonts w:ascii="Times New Roman" w:hAnsi="Times New Roman"/>
+          <w:b/>
+        </w:rPr>
+        <w:t>{</w:t>
+      </w:r>
+      <w:proofErr w:type="spellStart"/>
+      <w:r>
+        <w:rPr>
+          <w:rFonts w:ascii="Times New Roman" w:hAnsi="Times New Roman"/>
+          <w:b/>
+        </w:rPr>
+        <w:t>pril_emp</w:t>
+      </w:r>
+      <w:proofErr w:type="spellEnd"/>
+      <w:r>
+        <w:rPr>
+          <w:rFonts w:ascii="Times New Roman" w:hAnsi="Times New Roman"/>
+          <w:b/>
+        </w:rPr>
+        <w:t>}</w:t>
+      </w:r>
+      <w:r>
+        <w:rPr>
+          <w:rFonts w:ascii="Times New Roman" w:hAnsi="Times New Roman"/>
+          <w:b/>
+        </w:rPr>
+        <w:t xml:space="preserve"> </w:t>
       </w:r>
     </w:p>
     <w:p>
@@ -3111,26 +3180,10 @@
         <w:rPr>
           <w:rFonts w:ascii="Times New Roman" w:hAnsi="Times New Roman"/>
           <w:b/>
-          <w:lang w:val="en-US"/>
-        </w:rPr>
-        <w:t>pril</w:t>
+        </w:rPr>
+        <w:t>pril_procs</w:t>
       </w:r>
       <w:proofErr w:type="spellEnd"/>
-      <w:r>
-        <w:rPr>
-          <w:rFonts w:ascii="Times New Roman" w:hAnsi="Times New Roman"/>
-          <w:b/>
-        </w:rPr>
-        <w:t>_</w:t>
-      </w:r>
-      <w:r>
-        <w:rPr>
-          <w:rFonts w:ascii="Times New Roman" w:hAnsi="Times New Roman"/>
-          <w:b/>
-          <w:lang w:val="en-US"/>
-        </w:rPr>
-        <w:t>procs</w:t>
-      </w:r>
       <w:r>
         <w:rPr>
           <w:rFonts w:ascii="Times New Roman" w:hAnsi="Times New Roman"/>
@@ -3242,6 +3295,14 @@
               </w:rPr>
               <w:t>Клиентские пути</w:t>
             </w:r>
+            <w:bookmarkStart w:id="0" w:name="_Ref239054669"/>
+            <w:r>
+              <w:rPr>
+                <w:rStyle w:val="af"/>
+              </w:rPr>
+              <w:footnoteReference w:id="4"/>
+            </w:r>
+            <w:bookmarkEnd w:id="0"/>
           </w:p>
         </w:tc>
         <w:tc>
@@ -3269,9 +3330,38 @@
             </w:r>
             <w:r>
               <w:rPr>
+                <w:b/>
+              </w:rPr>
+              <w:fldChar w:fldCharType="begin"/>
+            </w:r>
+            <w:r>
+              <w:rPr>
+                <w:b/>
+              </w:rPr>
+              <w:instrText xml:space="preserve"> NOTEREF _Ref239054669 \f \h </w:instrText>
+            </w:r>
+            <w:r>
+              <w:rPr>
+                <w:b/>
+              </w:rPr>
+            </w:r>
+            <w:r>
+              <w:rPr>
+                <w:b/>
+              </w:rPr>
+              <w:fldChar w:fldCharType="separate"/>
+            </w:r>
+            <w:r>
+              <w:rPr>
                 <w:rStyle w:val="af"/>
               </w:rPr>
-              <w:footnoteReference w:id="4"/>
+              <w:t>4</w:t>
+            </w:r>
+            <w:r>
+              <w:rPr>
+                <w:b/>
+              </w:rPr>
+              <w:fldChar w:fldCharType="end"/>
             </w:r>
           </w:p>
         </w:tc>
